--- a/downloads/WALKER_Offering_SOP_and_Success_Abstract.docx
+++ b/downloads/WALKER_Offering_SOP_and_Success_Abstract.docx
@@ -198,7 +198,7 @@
           <w:i w:val="0"/>
           <w:sz w:val="24"/>
         </w:rPr>
-        <w:t xml:space="preserve"> [change-tracking-update.md](change-tracking-update.md) · [chapter-i-need-for-the-study.md](chapter-i-need-for-the-study.md) · [chapter-iii-methodology.md](chapter-iii-methodology.md) · [collection-analysis-revision-packet.md](collection-analysis-revision-packet.md) · downloads tracking pack</w:t>
+        <w:t xml:space="preserve"> [change-tracking-update.md](change-tracking-update.md) · [chapter-i-need-for-the-study.md](chapter-i-need-for-the-study.md) · [chapter-iii-methodology.md](chapter-iii-methodology.md) · [collection-analysis-revision-packet.md](collection-analysis-revision-packet.md) · [weekly-sop-run-2026-09-08.md](weekly-sop-run-2026-09-08.md) · downloads tracking pack</w:t>
       </w:r>
     </w:p>
     <w:p>
@@ -4729,7 +4729,7 @@
                 <w:i w:val="0"/>
                 <w:sz w:val="20"/>
               </w:rPr>
-              <w:t>Sheets 00–12, Need OV, work schedule</w:t>
+              <w:t>Sheets 00–16, Need OV, work schedule, weekly run, QUAL map</w:t>
             </w:r>
           </w:p>
         </w:tc>
@@ -5015,8 +5015,7 @@
     </w:p>
     <w:p>
       <w:pPr>
-        <w:pStyle w:val="ListBullet"/>
-        <w:spacing w:line="480" w:lineRule="auto"/>
+        <w:spacing w:after="120" w:before="0" w:line="480" w:lineRule="auto"/>
       </w:pPr>
       <w:r>
         <w:rPr>
@@ -5025,7 +5024,7 @@
           <w:i w:val="0"/>
           <w:sz w:val="24"/>
         </w:rPr>
-        <w:t>[ ] Abstract to success (Section 1) can be pasted without adding a new RQ.</w:t>
+        <w:t>Checked 8 September 2026 during the weekly SOP run.</w:t>
       </w:r>
     </w:p>
     <w:p>
@@ -5040,7 +5039,22 @@
           <w:i w:val="0"/>
           <w:sz w:val="24"/>
         </w:rPr>
-        <w:t xml:space="preserve">[ ] Daily and weekly SOP match </w:t>
+        <w:t>[x] Abstract to success (Section 1) can be pasted without adding a new RQ.</w:t>
+      </w:r>
+    </w:p>
+    <w:p>
+      <w:pPr>
+        <w:pStyle w:val="ListBullet"/>
+        <w:spacing w:line="480" w:lineRule="auto"/>
+      </w:pPr>
+      <w:r>
+        <w:rPr>
+          <w:rFonts w:ascii="Times New Roman" w:hAnsi="Times New Roman" w:eastAsia="Times New Roman"/>
+          <w:b w:val="0"/>
+          <w:i w:val="0"/>
+          <w:sz w:val="24"/>
+        </w:rPr>
+        <w:t xml:space="preserve">[x] Daily and weekly SOP match </w:t>
       </w:r>
       <w:r>
         <w:rPr>
@@ -5072,7 +5086,7 @@
           <w:i w:val="0"/>
           <w:sz w:val="24"/>
         </w:rPr>
-        <w:t xml:space="preserve">[ ] </w:t>
+        <w:t xml:space="preserve">[x] </w:t>
       </w:r>
       <w:r>
         <w:rPr>
@@ -5104,7 +5118,7 @@
           <w:i w:val="0"/>
           <w:sz w:val="24"/>
         </w:rPr>
-        <w:t xml:space="preserve">[ ] Need markdown and </w:t>
+        <w:t xml:space="preserve">[x] Need markdown and </w:t>
       </w:r>
       <w:r>
         <w:rPr>
@@ -5121,7 +5135,7 @@
           <w:i w:val="0"/>
           <w:sz w:val="24"/>
         </w:rPr>
-        <w:t xml:space="preserve"> agree.</w:t>
+        <w:t xml:space="preserve"> agree (N-10 confirm).</w:t>
       </w:r>
     </w:p>
     <w:p>
@@ -5136,7 +5150,7 @@
           <w:i w:val="0"/>
           <w:sz w:val="24"/>
         </w:rPr>
-        <w:t>[ ] No parked item has been promoted to a Delve parent or theme title.</w:t>
+        <w:t>[x] No parked item has been promoted to a Delve parent or theme title.</w:t>
       </w:r>
     </w:p>
     <w:p>
@@ -5151,7 +5165,7 @@
           <w:i w:val="0"/>
           <w:sz w:val="24"/>
         </w:rPr>
-        <w:t xml:space="preserve">[ ] Latest interval folder or </w:t>
+        <w:t xml:space="preserve">[x] Latest interval folder or </w:t>
       </w:r>
       <w:r>
         <w:rPr>
@@ -5168,7 +5182,24 @@
           <w:i w:val="0"/>
           <w:sz w:val="24"/>
         </w:rPr>
-        <w:t xml:space="preserve"> row exists if coding has started.</w:t>
+        <w:t xml:space="preserve"> row exists (</w:t>
+      </w:r>
+      <w:r>
+        <w:rPr>
+          <w:rFonts w:ascii="Times New Roman" w:hAnsi="Times New Roman" w:eastAsia="Times New Roman"/>
+          <w:i/>
+          <w:sz w:val="24"/>
+        </w:rPr>
+        <w:t>2026-09-08-weekly/</w:t>
+      </w:r>
+      <w:r>
+        <w:rPr>
+          <w:rFonts w:ascii="Times New Roman" w:hAnsi="Times New Roman" w:eastAsia="Times New Roman"/>
+          <w:b w:val="0"/>
+          <w:i w:val="0"/>
+          <w:sz w:val="24"/>
+        </w:rPr>
+        <w:t>; coding not started).</w:t>
       </w:r>
     </w:p>
     <w:p>
@@ -5183,7 +5214,7 @@
           <w:i w:val="0"/>
           <w:sz w:val="24"/>
         </w:rPr>
-        <w:t xml:space="preserve">[ ] Courseroom Word of this file is in </w:t>
+        <w:t xml:space="preserve">[x] Courseroom Word of this file is in </w:t>
       </w:r>
       <w:r>
         <w:rPr>
@@ -5192,6 +5223,55 @@
           <w:sz w:val="24"/>
         </w:rPr>
         <w:t>downloads/WALKER_Offering_SOP_and_Success_Abstract.docx</w:t>
+      </w:r>
+      <w:r>
+        <w:rPr>
+          <w:rFonts w:ascii="Times New Roman" w:hAnsi="Times New Roman" w:eastAsia="Times New Roman"/>
+          <w:b w:val="0"/>
+          <w:i w:val="0"/>
+          <w:sz w:val="24"/>
+        </w:rPr>
+        <w:t>.</w:t>
+      </w:r>
+    </w:p>
+    <w:p>
+      <w:pPr>
+        <w:pStyle w:val="ListBullet"/>
+        <w:spacing w:line="480" w:lineRule="auto"/>
+      </w:pPr>
+      <w:r>
+        <w:rPr>
+          <w:rFonts w:ascii="Times New Roman" w:hAnsi="Times New Roman" w:eastAsia="Times New Roman"/>
+          <w:b w:val="0"/>
+          <w:i w:val="0"/>
+          <w:sz w:val="24"/>
+        </w:rPr>
+        <w:t xml:space="preserve">[x] Weekly share memo is in </w:t>
+      </w:r>
+      <w:r>
+        <w:rPr>
+          <w:rFonts w:ascii="Times New Roman" w:hAnsi="Times New Roman" w:eastAsia="Times New Roman"/>
+          <w:i/>
+          <w:sz w:val="24"/>
+        </w:rPr>
+        <w:t>docs/weekly-sop-run-2026-09-08.md</w:t>
+      </w:r>
+      <w:r>
+        <w:rPr>
+          <w:rFonts w:ascii="Times New Roman" w:hAnsi="Times New Roman" w:eastAsia="Times New Roman"/>
+          <w:b w:val="0"/>
+          <w:i w:val="0"/>
+          <w:sz w:val="24"/>
+        </w:rPr>
+        <w:t xml:space="preserve"> and </w:t>
+      </w:r>
+      <w:r>
+        <w:rPr>
+          <w:rFonts w:ascii="Times New Roman" w:hAnsi="Times New Roman" w:eastAsia="Times New Roman"/>
+          <w:i/>
+          <w:sz w:val="24"/>
+        </w:rPr>
+        <w:t>downloads/WALKER_Weekly_SOP_Run_2026-09-08.docx</w:t>
       </w:r>
       <w:r>
         <w:rPr>
